--- a/files/제168편 나사로의 부활.docx
+++ b/files/제168편 나사로의 부활.docx
@@ -581,6 +581,20 @@
           <w:szCs w:val="22"/>
         </w:rPr>
         <w:t xml:space="preserve">이야기는 인간사의 자연스러운 흐름처럼 전개되지만, 우주 기록은 예수의 인격화된 조절자가 나사로가 숨을 거두기 꼭 십오 분 전에 나사로의 조절자를 이 행성에 억류하라고 명령했음을 보여 줍니다. 예수의 신성한 마음이 미리 알았는지는 알 수 없다고 원서는 말합니다(168:1.6-1.7). 무덤 곁에는 가브리엘의 지휘 아래 천상 무리가 명령을 기다리고 있었습니다(168:1.10).</w:t>
+      </w:r>
+    </w:p>
+    <w:p>
+      <w:pPr>
+        <w:spacing w:after="0" w:before="130" w:beforeLines="50" w:line="240" w:lineRule="auto"/>
+        <w:jc w:val="both"/>
+      </w:pPr>
+      <w:r>
+        <w:rPr>
+          <w:rFonts w:ascii="함초롬바탕" w:cs="함초롬바탕" w:eastAsia="함초롬바탕" w:hAnsi="함초롬바탕"/>
+          <w:sz w:val="22"/>
+          <w:szCs w:val="22"/>
+        </w:rPr>
+        <w:t xml:space="preserve">그 사이 적들은 예수의 눈물을 비웃었습니다. 그토록 아꼈다면 왜 이렇게 늦게 왔느냐, 사랑하는 친구도 구하지 못하면서 갈릴리에서 낯선 자들을 고친 것이 무슨 소용이냐는 것이었습니다(168:1.8). 그러나 이 목요일 오후 두 시 반쯤, 베다니의 작은 마을에는 미가엘이 육신 안에 있는 동안 신성한 권능이 가장 크게 나타날 무대가 갖추어지고 있었습니다(168:1.9). 필사 육신 그대로 되살리는 이 부활은 통상의 모론시아 부활보다 훨씬 어렵고, 훨씬 많은 천상 인격을 필요로 했습니다(168:1.11).</w:t>
       </w:r>
     </w:p>
     <w:p>
